--- a/docs/general-english/A2/build/a21-u07.docx
+++ b/docs/general-english/A2/build/a21-u07.docx
@@ -9299,7 +9299,7 @@
         <w:spacing w:before="0" w:after="120" w:line="276" w:lineRule="auto"/>
       </w:pPr>
       <w:r>
-        <w:t xml:space="preserve">Good morning. I bought a pair of boots from you three weeks ago and the sole has come away from one of them. I have the receipt and I can bring them in any afternoon. I am not asking for very much — a repair would be fine, or a different pair if that is easier for you. Could you let me know which you would prefer? Thank you. Yuki Tanaka (71 words)</w:t>
+        <w:t xml:space="preserve">Good morning. I bought a pair of boots from you three weeks ago and the sole came away from one of them. I have the receipt and I can bring them in any afternoon. I am not asking for very much — a repair would be fine, or a different pair if that is easier for you. Could you let me know which you would prefer? Thank you. Yuki Tanaka (70 words)</w:t>
       </w:r>
     </w:p>
     <w:p>
@@ -10198,7 +10198,7 @@
         <w:spacing w:before="0" w:after="120" w:line="276" w:lineRule="auto"/>
       </w:pPr>
       <w:r>
-        <w:t xml:space="preserve">Mr Okonkwo’s coat is older than Dani. It was expensive when he bought it, and he says that was the point. A woman two streets away relined it twice, and she no longer takes new work. The buttons are not the ones it came with. It is not the warmest coat on Alder Street and it is certainly not the lightest. It is the only one anybody ever repaired. Dani asked him once why he did not simply buy a new one. Mr Okonkwo said he could, easily, and that the coat was not really the point either. He did not explain what was. Amina thinks she knows. She never says, because some things get smaller when you say them out loud, and she has known him a long time.</w:t>
+        <w:t xml:space="preserve">Mr Okonkwo’s coat is older than Dani. It was expensive when he bought it, and he says that was the point. A woman two streets away relined it twice, and she no longer takes new work. The buttons are not the ones it came with. It is not the warmest coat on Alder Street and it is certainly not the lightest. It is the only one anybody ever repaired. Dani asked him once why he did not simply buy a new one. Mr Okonkwo said he could, easily, and that the coat was not really the point either. He did not explain what was. Amina thinks she knows. She never says, because some things get smaller when you say them out loud. She also knew him long before I did.</w:t>
       </w:r>
     </w:p>
     <w:p>

--- a/docs/general-english/A2/build/a21-u07.docx
+++ b/docs/general-english/A2/build/a21-u07.docx
@@ -7620,7 +7620,7 @@
         <w:t xml:space="preserve"> </w:t>
       </w:r>
       <w:r>
-        <w:t xml:space="preserve">workshop = a small place where things are made or mended · gold = the yellow metal rings are made of</w:t>
+        <w:t xml:space="preserve">workshop = a small place where people make or repair things · gold = the yellow metal rings are made of</w:t>
       </w:r>
     </w:p>
     <w:p>
@@ -9343,7 +9343,7 @@
           <w:bCs/>
           <w:b/>
         </w:rPr>
-        <w:t xml:space="preserve">Part 8 · Global Story — The Street Where Everything Is Mended</w:t>
+        <w:t xml:space="preserve">Part 8 · Global Story — The Street That Repairs Everything</w:t>
       </w:r>
     </w:p>
     <w:p>

--- a/docs/general-english/A2/build/a21-u07.docx
+++ b/docs/general-english/A2/build/a21-u07.docx
@@ -25,6 +25,12 @@
     <w:p>
       <w:pPr>
         <w:spacing w:before="0" w:after="360" w:line="276" w:lineRule="auto"/>
+        <w:sectPr>
+          <w:footerReference w:type="default" r:id="rIdFooterA2"/>
+          <w:pgSz w:w="11906" w:h="16838" w:orient="portrait"/>
+          <w:pgMar w:top="1440" w:right="1440" w:bottom="1440" w:left="1440" w:header="708" w:footer="708" w:gutter="0"/>
+          <w:docGrid w:linePitch="360"/>
+        </w:sectPr>
       </w:pPr>
       <w:r>
         <w:rPr>
@@ -43,11 +49,16 @@
         <w:spacing w:before="200" w:after="80" w:line="240" w:lineRule="auto"/>
         <w:jc w:val="center"/>
         <w:keepNext/>
+        <w:sectPr>
+          <w:pgSz w:w="11906" w:h="16838" w:orient="portrait"/>
+          <w:pgMar w:top="0" w:right="0" w:bottom="0" w:left="0" w:header="0" w:footer="0" w:gutter="0"/>
+          <w:docGrid w:linePitch="360"/>
+        </w:sectPr>
       </w:pPr>
       <w:r>
         <w:drawing>
           <wp:inline>
-            <wp:extent cx="3209925" cy="1809750"/>
+            <wp:extent cx="7560564" cy="10692130"/>
             <wp:effectExtent b="0" l="0" r="0" t="0"/>
             <wp:docPr descr="The opening page of Unit 7, Choosing and Comparing: the grammar point is comparatives and superlatives, and three things the learner will be able to do by the end of the unit." title="" id="21" name="Picture"/>
             <a:graphic>
@@ -68,7 +79,7 @@
                   <pic:spPr bwMode="auto">
                     <a:xfrm>
                       <a:off x="0" y="0"/>
-                      <a:ext cx="3209925" cy="1809750"/>
+                      <a:ext cx="7560564" cy="10692130"/>
                     </a:xfrm>
                     <a:prstGeom prst="rect">
                       <a:avLst/>
@@ -922,7 +933,7 @@
       <w:r>
         <w:drawing>
           <wp:inline>
-            <wp:extent cx="5143500" cy="1571625"/>
+            <wp:extent cx="5724525" cy="1752600"/>
             <wp:effectExtent b="0" l="0" r="0" t="0"/>
             <wp:docPr descr="Two coats side by side. The grey one is cheaper, lighter and the one she likes. The green one is warmer, has deeper pockets and lasts ten years." title="" id="24" name="Picture"/>
             <a:graphic>
@@ -943,7 +954,7 @@
                   <pic:spPr bwMode="auto">
                     <a:xfrm>
                       <a:off x="0" y="0"/>
-                      <a:ext cx="5143500" cy="1571625"/>
+                      <a:ext cx="5724525" cy="1752600"/>
                     </a:xfrm>
                     <a:prstGeom prst="rect">
                       <a:avLst/>
@@ -2267,7 +2278,7 @@
       <w:r>
         <w:drawing>
           <wp:inline>
-            <wp:extent cx="4562475" cy="1809750"/>
+            <wp:extent cx="5724525" cy="2266950"/>
             <wp:effectExtent b="0" l="0" r="0" t="0"/>
             <wp:docPr descr="Six things people weigh up when they choose, each on its own card: quality, value, brand, battery, screen and deal." title="" id="27" name="Picture"/>
             <a:graphic>
@@ -2288,7 +2299,7 @@
                   <pic:spPr bwMode="auto">
                     <a:xfrm>
                       <a:off x="0" y="0"/>
-                      <a:ext cx="4562475" cy="1809750"/>
+                      <a:ext cx="5724525" cy="2266950"/>
                     </a:xfrm>
                     <a:prstGeom prst="rect">
                       <a:avLst/>
@@ -2681,7 +2692,7 @@
       <w:r>
         <w:drawing>
           <wp:inline>
-            <wp:extent cx="4905375" cy="1809750"/>
+            <wp:extent cx="5724525" cy="2114550"/>
             <wp:effectExtent b="0" l="0" r="0" t="0"/>
             <wp:docPr descr="Two objects drawn side by side so the learner can see which is wider, which is deeper, which is thicker, which is lighter and which is stronger. Five numbered lines run to the right for each word." title="" id="30" name="Picture"/>
             <a:graphic>
@@ -2702,7 +2713,7 @@
                   <pic:spPr bwMode="auto">
                     <a:xfrm>
                       <a:off x="0" y="0"/>
-                      <a:ext cx="4905375" cy="1809750"/>
+                      <a:ext cx="5724525" cy="2114550"/>
                     </a:xfrm>
                     <a:prstGeom prst="rect">
                       <a:avLst/>
@@ -3938,7 +3949,7 @@
       <w:r>
         <w:drawing>
           <wp:inline>
-            <wp:extent cx="4381500" cy="1809750"/>
+            <wp:extent cx="5724525" cy="2362200"/>
             <wp:effectExtent b="0" l="0" r="0" t="0"/>
             <wp:docPr descr="The unit’s grammar as two columns. On the left the comparative, with two marks, because it compares two things. On the right the superlative, with one mark at the end, because it picks one out of a group." title="" id="33" name="Picture"/>
             <a:graphic>
@@ -3959,7 +3970,7 @@
                   <pic:spPr bwMode="auto">
                     <a:xfrm>
                       <a:off x="0" y="0"/>
-                      <a:ext cx="4381500" cy="1809750"/>
+                      <a:ext cx="5724525" cy="2362200"/>
                     </a:xfrm>
                     <a:prstGeom prst="rect">
                       <a:avLst/>
@@ -4616,7 +4627,7 @@
       <w:r>
         <w:drawing>
           <wp:inline>
-            <wp:extent cx="5143500" cy="1533525"/>
+            <wp:extent cx="5724525" cy="1704975"/>
             <wp:effectExtent b="0" l="0" r="0" t="0"/>
             <wp:docPr descr="Five coats on one line, from the lightest at one end to the warmest at the other: the grey coat, the thin one, the old one, the green coat and the best one." title="" id="36" name="Picture"/>
             <a:graphic>
@@ -4637,7 +4648,7 @@
                   <pic:spPr bwMode="auto">
                     <a:xfrm>
                       <a:off x="0" y="0"/>
-                      <a:ext cx="5143500" cy="1533525"/>
+                      <a:ext cx="5724525" cy="1704975"/>
                     </a:xfrm>
                     <a:prstGeom prst="rect">
                       <a:avLst/>
@@ -5262,7 +5273,7 @@
       <w:r>
         <w:drawing>
           <wp:inline>
-            <wp:extent cx="5143500" cy="1685925"/>
+            <wp:extent cx="5724525" cy="1876425"/>
             <wp:effectExtent b="0" l="0" r="0" t="0"/>
             <wp:docPr descr="The three listenings in this unit: Yuki and Maya disagree about a coat, Dani asks about a repair, and Amina describes five people choosing." title="" id="39" name="Picture"/>
             <a:graphic>
@@ -5283,7 +5294,7 @@
                   <pic:spPr bwMode="auto">
                     <a:xfrm>
                       <a:off x="0" y="0"/>
-                      <a:ext cx="5143500" cy="1685925"/>
+                      <a:ext cx="5724525" cy="1876425"/>
                     </a:xfrm>
                     <a:prstGeom prst="rect">
                       <a:avLst/>
@@ -6382,7 +6393,7 @@
       <w:r>
         <w:drawing>
           <wp:inline>
-            <wp:extent cx="5133975" cy="1809750"/>
+            <wp:extent cx="5724525" cy="2019300"/>
             <wp:effectExtent b="0" l="0" r="0" t="0"/>
             <wp:docPr descr="The two role-play cards side by side. Card A, the person choosing: say the two things, say what is better about each, say why you cannot decide. Card B, the friend: ask how much, compare the two out loud, say which you would take, give one reason." title="" id="42" name="Picture"/>
             <a:graphic>
@@ -6403,7 +6414,7 @@
                   <pic:spPr bwMode="auto">
                     <a:xfrm>
                       <a:off x="0" y="0"/>
-                      <a:ext cx="5133975" cy="1809750"/>
+                      <a:ext cx="5724525" cy="2019300"/>
                     </a:xfrm>
                     <a:prstGeom prst="rect">
                       <a:avLst/>
@@ -6659,7 +6670,7 @@
       <w:r>
         <w:drawing>
           <wp:inline>
-            <wp:extent cx="5143500" cy="1171575"/>
+            <wp:extent cx="5724525" cy="1304925"/>
             <wp:effectExtent b="0" l="0" r="0" t="0"/>
             <wp:docPr descr="The cheap boots over ten years, in five stages, each with an arrow to the next: ten for boots, one winter, ten again, ten winters, and a hundred in all at the end." title="" id="45" name="Picture"/>
             <a:graphic>
@@ -6680,7 +6691,7 @@
                   <pic:spPr bwMode="auto">
                     <a:xfrm>
                       <a:off x="0" y="0"/>
-                      <a:ext cx="5143500" cy="1171575"/>
+                      <a:ext cx="5724525" cy="1304925"/>
                     </a:xfrm>
                     <a:prstGeom prst="rect">
                       <a:avLst/>
@@ -7528,7 +7539,7 @@
       <w:r>
         <w:drawing>
           <wp:inline>
-            <wp:extent cx="5143500" cy="1409700"/>
+            <wp:extent cx="5724525" cy="1571625"/>
             <wp:effectExtent b="0" l="0" r="0" t="0"/>
             <wp:docPr descr="Three places where things get mended: streets of workshops in Nairobi, a broken bowl mended with gold in Japan, and repair cafés on a Saturday in parts of Europe." title="" id="48" name="Picture"/>
             <a:graphic>
@@ -7549,7 +7560,7 @@
                   <pic:spPr bwMode="auto">
                     <a:xfrm>
                       <a:off x="0" y="0"/>
-                      <a:ext cx="5143500" cy="1409700"/>
+                      <a:ext cx="5724525" cy="1571625"/>
                     </a:xfrm>
                     <a:prstGeom prst="rect">
                       <a:avLst/>
@@ -7765,7 +7776,7 @@
       <w:r>
         <w:drawing>
           <wp:inline>
-            <wp:extent cx="5143500" cy="1685925"/>
+            <wp:extent cx="5724525" cy="1876425"/>
             <wp:effectExtent b="0" l="0" r="0" t="0"/>
             <wp:docPr descr="The shape of the paragraph the learner is about to write, in four steps: the first thing, the second thing, which is better value, and which you would take." title="" id="51" name="Picture"/>
             <a:graphic>
@@ -7786,7 +7797,7 @@
                   <pic:spPr bwMode="auto">
                     <a:xfrm>
                       <a:off x="0" y="0"/>
-                      <a:ext cx="5143500" cy="1685925"/>
+                      <a:ext cx="5724525" cy="1876425"/>
                     </a:xfrm>
                     <a:prstGeom prst="rect">
                       <a:avLst/>
@@ -8334,7 +8345,7 @@
       <w:r>
         <w:drawing>
           <wp:inline>
-            <wp:extent cx="5143500" cy="1771650"/>
+            <wp:extent cx="5724525" cy="1971675"/>
             <wp:effectExtent b="0" l="0" r="0" t="0"/>
             <wp:docPr descr="Four things you say when something is wrong with a thing you bought, each with an arrow to what it does: saying what went wrong and when, asking which is the better choice, showing you can prove it, and asking for their honest advice." title="" id="54" name="Picture"/>
             <a:graphic>
@@ -8355,7 +8366,7 @@
                   <pic:spPr bwMode="auto">
                     <a:xfrm>
                       <a:off x="0" y="0"/>
-                      <a:ext cx="5143500" cy="1771650"/>
+                      <a:ext cx="5724525" cy="1971675"/>
                     </a:xfrm>
                     <a:prstGeom prst="rect">
                       <a:avLst/>
@@ -9374,7 +9385,7 @@
       <w:r>
         <w:drawing>
           <wp:inline>
-            <wp:extent cx="5143500" cy="1571625"/>
+            <wp:extent cx="5724525" cy="1752600"/>
             <wp:effectExtent b="0" l="0" r="0" t="0"/>
             <wp:docPr descr="A broken thing and the two roads out of it. Thrown away: a dead fridge, a shoe with no sole, nothing to be done. Repaired: the motor goes into a second fridge, a new sole comes from a tyre, and it lasts longer." title="" id="57" name="Picture"/>
             <a:graphic>
@@ -9395,7 +9406,7 @@
                   <pic:spPr bwMode="auto">
                     <a:xfrm>
                       <a:off x="0" y="0"/>
-                      <a:ext cx="5143500" cy="1571625"/>
+                      <a:ext cx="5724525" cy="1752600"/>
                     </a:xfrm>
                     <a:prstGeom prst="rect">
                       <a:avLst/>
@@ -10610,7 +10621,7 @@
       <w:r>
         <w:drawing>
           <wp:inline>
-            <wp:extent cx="5143500" cy="1543050"/>
+            <wp:extent cx="5724525" cy="1724025"/>
             <wp:effectExtent b="0" l="0" r="0" t="0"/>
             <wp:docPr descr="The five Can-Do lines of the unit as a strip with a box to tick beside each, the last one marked Plus." title="" id="60" name="Picture"/>
             <a:graphic>
@@ -10631,7 +10642,7 @@
                   <pic:spPr bwMode="auto">
                     <a:xfrm>
                       <a:off x="0" y="0"/>
-                      <a:ext cx="5143500" cy="1543050"/>
+                      <a:ext cx="5724525" cy="1724025"/>
                     </a:xfrm>
                     <a:prstGeom prst="rect">
                       <a:avLst/>
